--- a/store-assets/grac/게임물내용설명서_메이즈위스커스_초안.docx
+++ b/store-assets/grac/게임물내용설명서_메이즈위스커스_초안.docx
@@ -4767,7 +4767,7 @@
                 <w:sz w:val="19"/>
                 <w:szCs w:val="19"/>
               </w:rPr>
-              <w:t xml:space="preserve">확인 요망</w:t>
+              <w:t xml:space="preserve">있음(경미)</w:t>
             </w:r>
           </w:p>
         </w:tc>
@@ -4799,7 +4799,7 @@
                 <w:sz w:val="19"/>
                 <w:szCs w:val="19"/>
               </w:rPr>
-              <w:t xml:space="preserve">비속어·욕설 글자는 없습니다. 다만 캐릭터가 놀라거나 맞을 때 욕설을 기호로 가린 만화식 표현 4종이 말풍선으로 나옵니다: “아오 %$#%!”, “$@#^%#&amp;*!”, “@#$%! 저리 가!”, “#$%@!”. 검은 고양이의 놀림 대사(“월세나 내라옹”, “보증금 5억이다냥” 등)는 비속어를 포함하지 않습니다.</w:t>
+              <w:t xml:space="preserve">비속어·욕설 글자는 없습니다. 캐릭터가 놀라거나 맞을 때 욕설을 기호로 가린 만화식 표현 4종이 말풍선으로 나옵니다: “아오 %$#%!”, “$@#^%#&amp;*!”, “@#$%! 저리 가!”, “#$%@!”. 검은 고양이의 놀림 대사(“월세나 내라옹”, “보증금 5억이다냥” 등)는 비속어를 포함하지 않습니다.</w:t>
             </w:r>
           </w:p>
         </w:tc>

--- a/store-assets/grac/게임물내용설명서_메이즈위스커스_초안.docx
+++ b/store-assets/grac/게임물내용설명서_메이즈위스커스_초안.docx
@@ -775,7 +775,7 @@
                 <w:sz w:val="19"/>
                 <w:szCs w:val="19"/>
               </w:rPr>
-              <w:t xml:space="preserve">무료. 인앱 결제, 광고, 확률형 아이템, 유료 재화 없음</w:t>
+              <w:t xml:space="preserve">무료. 인앱 결제, 확률형 아이템, 유료 재화 없음. 판과 판 사이에 광고가 나옵니다(5. 게임 시스템 참고).</w:t>
             </w:r>
           </w:p>
         </w:tc>
@@ -999,7 +999,7 @@
         <w:rPr>
           <w:rFonts w:ascii="Malgun Gothic" w:cs="Malgun Gothic" w:eastAsia="Malgun Gothic" w:hAnsi="Malgun Gothic"/>
         </w:rPr>
-        <w:t xml:space="preserve">Mazewhiskers(메이즈 위스커스)는 재개발이 진행되는 미로 도시에서 길고양이가 도시 중앙의 목적지까지 탈출하는 2D 탑다운 캐주얼 액션 게임입니다. 플레이어는 화면의 가상 조이스틱으로 고양이를 움직여 골목을 탐색하고, 생선과 우유를 모아 체력과 점수를 얻습니다. 일정 시간마다 ‘월세’로 체력이 줄고, 공사 경고선이 표시된 자리에는 아파트 건물이 올라와 길을 막습니다. 적 역할의 검은 고양이가 플레이어를 추격하며, 닿으면 플레이어가 튕겨 나가고 체력이 줄어듭니다(피나 신체 훼손 표현은 없습니다). 체력이 모두 떨어지거나 건물 사이에 갇히면 게임이 끝납니다. 난이도는 이지·노말·하드·나이트메어 네 단계이며, 나이트메어에서는 시야가 좁아지고 보라색 화면 왜곡과 글리치 효과, 변조된 배경음악으로 긴장감을 연출합니다. 결제, 광고, 확률형 아이템, 채팅 기능은 없고, 점수는 토스 게임센터 순위표에 기록됩니다.</w:t>
+        <w:t xml:space="preserve">Mazewhiskers(메이즈 위스커스)는 재개발이 진행되는 미로 도시에서 길고양이가 도시 중앙의 목적지까지 탈출하는 2D 탑다운 캐주얼 액션 게임입니다. 플레이어는 화면의 가상 조이스틱으로 고양이를 움직여 골목을 탐색하고, 생선과 우유를 모아 체력과 점수를 얻습니다. 일정 시간마다 ‘월세’로 체력이 줄고, 공사 경고선이 표시된 자리에는 아파트 건물이 올라와 길을 막습니다. 적 역할의 검은 고양이가 플레이어를 추격하며, 닿으면 플레이어가 튕겨 나가고 체력이 줄어듭니다(피나 신체 훼손 표현은 없습니다). 체력이 모두 떨어지거나 건물 사이에 갇히면 게임이 끝납니다. 난이도는 이지·노말·하드·나이트메어 네 단계이며, 나이트메어에서는 시야가 좁아지고 보라색 화면 왜곡과 글리치 효과, 변조된 배경음악으로 긴장감을 연출합니다. 결제, 확률형 아이템, 채팅 기능은 없습니다. 판과 판 사이에 광고가 나오며, 점수는 토스 게임센터 순위표에 기록됩니다.</w:t>
       </w:r>
     </w:p>
     <w:p>
@@ -2482,6 +2482,198 @@
     </w:p>
     <w:p>
       <w:pPr>
+        <w:pStyle w:val="Heading2"/>
+        <w:spacing w:after="120" w:before="240"/>
+      </w:pPr>
+      <w:r>
+        <w:rPr>
+          <w:rFonts w:ascii="Malgun Gothic" w:cs="Malgun Gothic" w:eastAsia="Malgun Gothic" w:hAnsi="Malgun Gothic"/>
+        </w:rPr>
+        <w:t xml:space="preserve">오늘의 도시</w:t>
+      </w:r>
+    </w:p>
+    <w:p>
+      <w:pPr>
+        <w:pStyle w:val="ListParagraph"/>
+        <w:numPr>
+          <w:ilvl w:val="0"/>
+          <w:numId w:val="2"/>
+        </w:numPr>
+        <w:spacing w:after="60" w:line="290"/>
+      </w:pPr>
+      <w:r>
+        <w:rPr>
+          <w:rFonts w:ascii="Malgun Gothic" w:cs="Malgun Gothic" w:eastAsia="Malgun Gothic" w:hAnsi="Malgun Gothic"/>
+        </w:rPr>
+        <w:t xml:space="preserve">메뉴의 “오늘의 도시”를 고르면 그날 모든 이용자에게 같은 미로가 나옵니다(한국 날짜 기준으로 하루에 하나). 규칙과 점수 계산은 일반 플레이와 같고, 점수는 같은 순위표에 기록됩니다.</w:t>
+      </w:r>
+    </w:p>
+    <w:p>
+      <w:pPr>
+        <w:pStyle w:val="ListParagraph"/>
+        <w:numPr>
+          <w:ilvl w:val="0"/>
+          <w:numId w:val="2"/>
+        </w:numPr>
+        <w:spacing w:after="60" w:line="290"/>
+      </w:pPr>
+      <w:r>
+        <w:rPr>
+          <w:rFonts w:ascii="Malgun Gothic" w:cs="Malgun Gothic" w:eastAsia="Malgun Gothic" w:hAnsi="Malgun Gothic"/>
+        </w:rPr>
+        <w:t xml:space="preserve">오늘의 최고 점수와 연속으로 플레이한 일수가 기기에 저장되어 메뉴에 표시됩니다. 출석 보상이나 재화 지급은 없습니다.</w:t>
+      </w:r>
+    </w:p>
+    <w:p>
+      <w:pPr>
+        <w:pStyle w:val="Heading2"/>
+        <w:spacing w:after="120" w:before="240"/>
+      </w:pPr>
+      <w:r>
+        <w:rPr>
+          <w:rFonts w:ascii="Malgun Gothic" w:cs="Malgun Gothic" w:eastAsia="Malgun Gothic" w:hAnsi="Malgun Gothic"/>
+        </w:rPr>
+        <w:t xml:space="preserve">엔딩 도감</w:t>
+      </w:r>
+    </w:p>
+    <w:p>
+      <w:pPr>
+        <w:pStyle w:val="ListParagraph"/>
+        <w:numPr>
+          <w:ilvl w:val="0"/>
+          <w:numId w:val="2"/>
+        </w:numPr>
+        <w:spacing w:after="60" w:line="290"/>
+      </w:pPr>
+      <w:r>
+        <w:rPr>
+          <w:rFonts w:ascii="Malgun Gothic" w:cs="Malgun Gothic" w:eastAsia="Malgun Gothic" w:hAnsi="Malgun Gothic"/>
+        </w:rPr>
+        <w:t xml:space="preserve">게임이 끝나는 8가지 경우(집 도착 1가지, 게임 오버 7가지) 중 이용자가 본 것을 목록으로 보여 줍니다. 아직 보지 못한 항목은 “？？？”로 가려집니다. 수집에 따른 보상은 없습니다.</w:t>
+      </w:r>
+    </w:p>
+    <w:p>
+      <w:pPr>
+        <w:pStyle w:val="Heading2"/>
+        <w:spacing w:after="120" w:before="240"/>
+      </w:pPr>
+      <w:r>
+        <w:rPr>
+          <w:rFonts w:ascii="Malgun Gothic" w:cs="Malgun Gothic" w:eastAsia="Malgun Gothic" w:hAnsi="Malgun Gothic"/>
+        </w:rPr>
+        <w:t xml:space="preserve">설정</w:t>
+      </w:r>
+    </w:p>
+    <w:p>
+      <w:pPr>
+        <w:pStyle w:val="ListParagraph"/>
+        <w:numPr>
+          <w:ilvl w:val="0"/>
+          <w:numId w:val="2"/>
+        </w:numPr>
+        <w:spacing w:after="60" w:line="290"/>
+      </w:pPr>
+      <w:r>
+        <w:rPr>
+          <w:rFonts w:ascii="Malgun Gothic" w:cs="Malgun Gothic" w:eastAsia="Malgun Gothic" w:hAnsi="Malgun Gothic"/>
+        </w:rPr>
+        <w:t xml:space="preserve">소리, 화면 밝기(어둡게/밝게), 언어(한국어/영어), 난이도, 진동 켜기/끄기, 화면 효과 줄이기.</w:t>
+      </w:r>
+    </w:p>
+    <w:p>
+      <w:pPr>
+        <w:pStyle w:val="ListParagraph"/>
+        <w:numPr>
+          <w:ilvl w:val="0"/>
+          <w:numId w:val="2"/>
+        </w:numPr>
+        <w:spacing w:after="60" w:line="290"/>
+      </w:pPr>
+      <w:r>
+        <w:rPr>
+          <w:rFonts w:ascii="Malgun Gothic" w:cs="Malgun Gothic" w:eastAsia="Malgun Gothic" w:hAnsi="Malgun Gothic"/>
+        </w:rPr>
+        <w:t xml:space="preserve">“화면 효과 줄이기”를 켜면 화면 흔들림이 1/4로 줄고, 글리치(화면 찢김) 효과가 나오지 않으며, 적이 가까울 때의 붉은 화면이 깜빡이지 않고 고정됩니다. 기기의 “동작 줄이기” 설정이 켜져 있으면 자동으로 적용됩니다.</w:t>
+      </w:r>
+    </w:p>
+    <w:p>
+      <w:pPr>
+        <w:pStyle w:val="Heading2"/>
+        <w:spacing w:after="120" w:before="240"/>
+      </w:pPr>
+      <w:r>
+        <w:rPr>
+          <w:rFonts w:ascii="Malgun Gothic" w:cs="Malgun Gothic" w:eastAsia="Malgun Gothic" w:hAnsi="Malgun Gothic"/>
+        </w:rPr>
+        <w:t xml:space="preserve">광고</w:t>
+      </w:r>
+    </w:p>
+    <w:p>
+      <w:pPr>
+        <w:pStyle w:val="ListParagraph"/>
+        <w:numPr>
+          <w:ilvl w:val="0"/>
+          <w:numId w:val="2"/>
+        </w:numPr>
+        <w:spacing w:after="60" w:line="290"/>
+      </w:pPr>
+      <w:r>
+        <w:rPr>
+          <w:rFonts w:ascii="Malgun Gothic" w:cs="Malgun Gothic" w:eastAsia="Malgun Gothic" w:hAnsi="Malgun Gothic"/>
+        </w:rPr>
+        <w:t xml:space="preserve">플레이 중에는 광고가 나오지 않습니다. 광고는 결과 화면에서만, 두 가지 방식으로 나옵니다.</w:t>
+      </w:r>
+    </w:p>
+    <w:p>
+      <w:pPr>
+        <w:pStyle w:val="ListParagraph"/>
+        <w:numPr>
+          <w:ilvl w:val="0"/>
+          <w:numId w:val="2"/>
+        </w:numPr>
+        <w:spacing w:after="60" w:line="290"/>
+      </w:pPr>
+      <w:r>
+        <w:rPr>
+          <w:rFonts w:ascii="Malgun Gothic" w:cs="Malgun Gothic" w:eastAsia="Malgun Gothic" w:hAnsi="Malgun Gothic"/>
+        </w:rPr>
+        <w:t xml:space="preserve">전면 광고: 결과 화면에서 “다시” 또는 “메뉴로”를 눌러 나갈 때 나올 수 있습니다. 접속 후 첫 판 뒤에는 나오지 않고, 직전 광고로부터 150초가 지나야 다시 나옵니다.</w:t>
+      </w:r>
+    </w:p>
+    <w:p>
+      <w:pPr>
+        <w:pStyle w:val="ListParagraph"/>
+        <w:numPr>
+          <w:ilvl w:val="0"/>
+          <w:numId w:val="2"/>
+        </w:numPr>
+        <w:spacing w:after="60" w:line="290"/>
+      </w:pPr>
+      <w:r>
+        <w:rPr>
+          <w:rFonts w:ascii="Malgun Gothic" w:cs="Malgun Gothic" w:eastAsia="Malgun Gothic" w:hAnsi="Malgun Gothic"/>
+        </w:rPr>
+        <w:t xml:space="preserve">보상형 광고: 결과 화면의 “광고 보고 우유 한 팩 들고 시작” 버튼을 이용자가 직접 눌렀을 때만 나옵니다. 끝까지 보면 다음 판을 점프 2회(기본 1회)로 시작합니다. 보상은 게임 내 점프 1회뿐이며 현금·경품·유료 재화와 무관합니다.</w:t>
+      </w:r>
+    </w:p>
+    <w:p>
+      <w:pPr>
+        <w:pStyle w:val="ListParagraph"/>
+        <w:numPr>
+          <w:ilvl w:val="0"/>
+          <w:numId w:val="2"/>
+        </w:numPr>
+        <w:spacing w:after="60" w:line="290"/>
+      </w:pPr>
+      <w:r>
+        <w:rPr>
+          <w:rFonts w:ascii="Malgun Gothic" w:cs="Malgun Gothic" w:eastAsia="Malgun Gothic" w:hAnsi="Malgun Gothic"/>
+        </w:rPr>
+        <w:t xml:space="preserve">광고는 토스의 인앱 광고(토스 애즈, 구글 애드몹)를 통해 제공되며, 게임은 광고 내용을 선택하거나 변경하지 않습니다.</w:t>
+      </w:r>
+    </w:p>
+    <w:p>
+      <w:pPr>
         <w:pStyle w:val="Heading1"/>
         <w:spacing w:after="160" w:before="360"/>
       </w:pPr>
@@ -4374,7 +4566,7 @@
         <w:rPr>
           <w:rFonts w:ascii="Malgun Gothic" w:cs="Malgun Gothic" w:eastAsia="Malgun Gothic" w:hAnsi="Malgun Gothic"/>
         </w:rPr>
-        <w:t xml:space="preserve">경품, 현금성 보상, 유료 재화, 확률형 아이템은 없습니다.</w:t>
+        <w:t xml:space="preserve">경품, 현금성 보상, 유료 재화, 확률형 아이템은 없습니다. 보상형 광고의 보상은 다음 판의 점프 1회입니다.</w:t>
       </w:r>
     </w:p>
     <w:p>
@@ -4995,7 +5187,7 @@
                 <w:sz w:val="19"/>
                 <w:szCs w:val="19"/>
               </w:rPr>
-              <w:t xml:space="preserve">결제, 도박 모사, 확률형 아이템, 재화 거래 없음</w:t>
+              <w:t xml:space="preserve">결제, 도박 모사, 확률형 아이템, 재화 거래 없음. 광고 보상은 게임 내 점프 1회로, 환전·거래할 수 없습니다.</w:t>
             </w:r>
           </w:p>
         </w:tc>

--- a/store-assets/grac/게임물내용설명서_메이즈위스커스_초안.docx
+++ b/store-assets/grac/게임물내용설명서_메이즈위스커스_초안.docx
@@ -2489,6 +2489,66 @@
         <w:rPr>
           <w:rFonts w:ascii="Malgun Gothic" w:cs="Malgun Gothic" w:eastAsia="Malgun Gothic" w:hAnsi="Malgun Gothic"/>
         </w:rPr>
+        <w:t xml:space="preserve">빙판</w:t>
+      </w:r>
+    </w:p>
+    <w:p>
+      <w:pPr>
+        <w:pStyle w:val="ListParagraph"/>
+        <w:numPr>
+          <w:ilvl w:val="0"/>
+          <w:numId w:val="2"/>
+        </w:numPr>
+        <w:spacing w:after="60" w:line="290"/>
+      </w:pPr>
+      <w:r>
+        <w:rPr>
+          <w:rFonts w:ascii="Malgun Gothic" w:cs="Malgun Gothic" w:eastAsia="Malgun Gothic" w:hAnsi="Malgun Gothic"/>
+        </w:rPr>
+        <w:t xml:space="preserve">일부 골목이 얼어 있습니다. 빙판 칸에 들어서면 고양이가 들어간 방향으로 계속 미끄러지며, 빙판이 끝나는 칸에서 멈춥니다. 벽이나 아파트에 닿아도 멈춥니다.</w:t>
+      </w:r>
+    </w:p>
+    <w:p>
+      <w:pPr>
+        <w:pStyle w:val="ListParagraph"/>
+        <w:numPr>
+          <w:ilvl w:val="0"/>
+          <w:numId w:val="2"/>
+        </w:numPr>
+        <w:spacing w:after="60" w:line="290"/>
+      </w:pPr>
+      <w:r>
+        <w:rPr>
+          <w:rFonts w:ascii="Malgun Gothic" w:cs="Malgun Gothic" w:eastAsia="Malgun Gothic" w:hAnsi="Malgun Gothic"/>
+        </w:rPr>
+        <w:t xml:space="preserve">미끄러지는 동안에는 조작이 반영되지 않습니다. 점프(우유)를 쓰면 빠져나올 수 있습니다. 빙판 때문에 체력이 줄거나 게임이 끝나지는 않습니다.</w:t>
+      </w:r>
+    </w:p>
+    <w:p>
+      <w:pPr>
+        <w:pStyle w:val="ListParagraph"/>
+        <w:numPr>
+          <w:ilvl w:val="0"/>
+          <w:numId w:val="2"/>
+        </w:numPr>
+        <w:spacing w:after="60" w:line="290"/>
+      </w:pPr>
+      <w:r>
+        <w:rPr>
+          <w:rFonts w:ascii="Malgun Gothic" w:cs="Malgun Gothic" w:eastAsia="Malgun Gothic" w:hAnsi="Malgun Gothic"/>
+        </w:rPr>
+        <w:t xml:space="preserve">빙판은 ‘오늘의 도시’에서만 나오며, 날마다 비율이 다릅니다(없음/10%/30%/55%). 시작 지점과 목적지 주변은 얼지 않습니다.</w:t>
+      </w:r>
+    </w:p>
+    <w:p>
+      <w:pPr>
+        <w:pStyle w:val="Heading2"/>
+        <w:spacing w:after="120" w:before="240"/>
+      </w:pPr>
+      <w:r>
+        <w:rPr>
+          <w:rFonts w:ascii="Malgun Gothic" w:cs="Malgun Gothic" w:eastAsia="Malgun Gothic" w:hAnsi="Malgun Gothic"/>
+        </w:rPr>
         <w:t xml:space="preserve">오늘의 도시</w:t>
       </w:r>
     </w:p>
@@ -2506,6 +2566,22 @@
           <w:rFonts w:ascii="Malgun Gothic" w:cs="Malgun Gothic" w:eastAsia="Malgun Gothic" w:hAnsi="Malgun Gothic"/>
         </w:rPr>
         <w:t xml:space="preserve">메뉴의 “오늘의 도시”를 고르면 그날 모든 이용자에게 같은 미로가 나옵니다(한국 날짜 기준으로 하루에 하나). 규칙과 점수 계산은 일반 플레이와 같고, 점수는 같은 순위표에 기록됩니다.</w:t>
+      </w:r>
+    </w:p>
+    <w:p>
+      <w:pPr>
+        <w:pStyle w:val="ListParagraph"/>
+        <w:numPr>
+          <w:ilvl w:val="0"/>
+          <w:numId w:val="2"/>
+        </w:numPr>
+        <w:spacing w:after="60" w:line="290"/>
+      </w:pPr>
+      <w:r>
+        <w:rPr>
+          <w:rFonts w:ascii="Malgun Gothic" w:cs="Malgun Gothic" w:eastAsia="Malgun Gothic" w:hAnsi="Malgun Gothic"/>
+        </w:rPr>
+        <w:t xml:space="preserve">날마다 도시의 종류(모양·크기·골목의 성격·빙판 비율)가 달라집니다.</w:t>
       </w:r>
     </w:p>
     <w:p>
